--- a/GSU User Documentation.docx
+++ b/GSU User Documentation.docx
@@ -11,6 +11,7 @@
           <w:sz w:val="52"/>
         </w:rPr>
       </w:pPr>
+      <w:bookmarkStart w:id="0" w:name="_Hlk198551459"/>
       <w:r>
         <w:rPr>
           <w:rFonts w:ascii="Times New Roman" w:hAnsi="Times New Roman" w:cs="Times New Roman"/>
@@ -343,7 +344,7 @@
           <w:rFonts w:ascii="Times New Roman" w:hAnsi="Times New Roman" w:cs="Times New Roman"/>
           <w:sz w:val="32"/>
         </w:rPr>
-        <w:t>Bantillan</w:t>
+        <w:t>Bantilan</w:t>
       </w:r>
       <w:proofErr w:type="spellEnd"/>
     </w:p>
@@ -360,7 +361,7 @@
           <w:rFonts w:ascii="Times New Roman" w:hAnsi="Times New Roman" w:cs="Times New Roman"/>
           <w:sz w:val="32"/>
         </w:rPr>
-        <w:t>Patrick Joshua Nicholas</w:t>
+        <w:t>Patrick Joshua Nicolas</w:t>
       </w:r>
     </w:p>
     <w:p>
@@ -418,7 +419,7 @@
           <w:rFonts w:ascii="Times New Roman" w:hAnsi="Times New Roman" w:cs="Times New Roman"/>
           <w:sz w:val="32"/>
         </w:rPr>
-        <w:t>Bantillan</w:t>
+        <w:t>Bantilan</w:t>
       </w:r>
       <w:proofErr w:type="spellEnd"/>
     </w:p>
@@ -504,6 +505,7 @@
         <w:t>, 2025</w:t>
       </w:r>
     </w:p>
+    <w:bookmarkEnd w:id="0"/>
     <w:p>
       <w:pPr>
         <w:jc w:val="center"/>
@@ -578,7 +580,7 @@
           <w:color w:val="000000" w:themeColor="text1"/>
         </w:rPr>
       </w:pPr>
-      <w:bookmarkStart w:id="0" w:name="_Hlk198550151"/>
+      <w:bookmarkStart w:id="1" w:name="_Hlk198550151"/>
       <w:r>
         <w:rPr>
           <w:rFonts w:ascii="Times New Roman" w:hAnsi="Times New Roman" w:cs="Times New Roman"/>
@@ -659,7 +661,7 @@
         <w:t>.</w:t>
       </w:r>
     </w:p>
-    <w:bookmarkEnd w:id="0"/>
+    <w:bookmarkEnd w:id="1"/>
     <w:p>
       <w:pPr>
         <w:spacing w:before="100" w:beforeAutospacing="1" w:after="100" w:afterAutospacing="1" w:line="240" w:lineRule="auto"/>
@@ -1020,25 +1022,43 @@
       </w:pPr>
       <w:r>
         <w:rPr>
+          <w:rFonts w:ascii="Times New Roman" w:hAnsi="Times New Roman" w:cs="Times New Roman"/>
+          <w:color w:val="000000" w:themeColor="text1"/>
+        </w:rPr>
+        <w:t>Double-check your details for accuracy.</w:t>
+      </w:r>
+    </w:p>
+    <w:p>
+      <w:pPr>
+        <w:pStyle w:val="Heading2"/>
+        <w:rPr>
+          <w:rFonts w:ascii="Times New Roman" w:hAnsi="Times New Roman" w:cs="Times New Roman"/>
+          <w:i/>
+          <w:iCs/>
+          <w:color w:val="000000" w:themeColor="text1"/>
+        </w:rPr>
+      </w:pPr>
+      <w:r>
+        <w:rPr>
           <w:noProof/>
         </w:rPr>
         <w:drawing>
-          <wp:anchor distT="0" distB="0" distL="114300" distR="114300" simplePos="0" relativeHeight="251680768" behindDoc="0" locked="0" layoutInCell="1" allowOverlap="1" wp14:anchorId="70A55BB4" wp14:editId="5F37C8BB">
+          <wp:anchor distT="0" distB="0" distL="114300" distR="114300" simplePos="0" relativeHeight="251680768" behindDoc="0" locked="0" layoutInCell="1" allowOverlap="1" wp14:anchorId="70A55BB4" wp14:editId="27B9E0C2">
             <wp:simplePos x="0" y="0"/>
             <wp:positionH relativeFrom="margin">
-              <wp:posOffset>133350</wp:posOffset>
+              <wp:posOffset>539807</wp:posOffset>
             </wp:positionH>
             <wp:positionV relativeFrom="paragraph">
-              <wp:posOffset>348615</wp:posOffset>
+              <wp:posOffset>382847</wp:posOffset>
             </wp:positionV>
-            <wp:extent cx="5812790" cy="3067050"/>
-            <wp:effectExtent l="0" t="0" r="0" b="0"/>
+            <wp:extent cx="5042535" cy="3063240"/>
+            <wp:effectExtent l="0" t="0" r="5715" b="3810"/>
             <wp:wrapThrough wrapText="bothSides">
               <wp:wrapPolygon edited="0">
                 <wp:start x="0" y="0"/>
-                <wp:lineTo x="0" y="21466"/>
-                <wp:lineTo x="21520" y="21466"/>
-                <wp:lineTo x="21520" y="0"/>
+                <wp:lineTo x="0" y="21493"/>
+                <wp:lineTo x="21543" y="21493"/>
+                <wp:lineTo x="21543" y="0"/>
                 <wp:lineTo x="0" y="0"/>
               </wp:wrapPolygon>
             </wp:wrapThrough>
@@ -1061,13 +1081,13 @@
                         </a:ext>
                       </a:extLst>
                     </a:blip>
-                    <a:srcRect l="3190" t="7364" r="3190" b="4819"/>
+                    <a:srcRect l="10965" t="14493" r="11335" b="3099"/>
                     <a:stretch/>
                   </pic:blipFill>
                   <pic:spPr bwMode="auto">
                     <a:xfrm>
                       <a:off x="0" y="0"/>
-                      <a:ext cx="5812790" cy="3067050"/>
+                      <a:ext cx="5042535" cy="3063240"/>
                     </a:xfrm>
                     <a:prstGeom prst="rect">
                       <a:avLst/>
@@ -1096,24 +1116,6 @@
       <w:r>
         <w:rPr>
           <w:rFonts w:ascii="Times New Roman" w:hAnsi="Times New Roman" w:cs="Times New Roman"/>
-          <w:color w:val="000000" w:themeColor="text1"/>
-        </w:rPr>
-        <w:t>Double-check your details for accuracy.</w:t>
-      </w:r>
-    </w:p>
-    <w:p>
-      <w:pPr>
-        <w:pStyle w:val="Heading2"/>
-        <w:rPr>
-          <w:rFonts w:ascii="Times New Roman" w:hAnsi="Times New Roman" w:cs="Times New Roman"/>
-          <w:i/>
-          <w:iCs/>
-          <w:color w:val="000000" w:themeColor="text1"/>
-        </w:rPr>
-      </w:pPr>
-      <w:r>
-        <w:rPr>
-          <w:rFonts w:ascii="Times New Roman" w:hAnsi="Times New Roman" w:cs="Times New Roman"/>
           <w:i/>
           <w:iCs/>
           <w:color w:val="000000" w:themeColor="text1"/>
@@ -1286,17 +1288,6 @@
     </w:p>
     <w:p>
       <w:pPr>
-        <w:pStyle w:val="Heading1"/>
-        <w:rPr>
-          <w:rFonts w:ascii="Times New Roman" w:hAnsi="Times New Roman" w:cs="Times New Roman"/>
-          <w:b/>
-          <w:bCs/>
-          <w:color w:val="000000" w:themeColor="text1"/>
-        </w:rPr>
-      </w:pPr>
-    </w:p>
-    <w:p>
-      <w:pPr>
         <w:rPr>
           <w:rFonts w:ascii="Times New Roman" w:eastAsiaTheme="majorEastAsia" w:hAnsi="Times New Roman" w:cs="Times New Roman"/>
           <w:b/>
@@ -1306,15 +1297,6 @@
           <w:szCs w:val="32"/>
         </w:rPr>
       </w:pPr>
-      <w:r>
-        <w:rPr>
-          <w:rFonts w:ascii="Times New Roman" w:hAnsi="Times New Roman" w:cs="Times New Roman"/>
-          <w:b/>
-          <w:bCs/>
-          <w:color w:val="000000" w:themeColor="text1"/>
-        </w:rPr>
-        <w:br w:type="page"/>
-      </w:r>
     </w:p>
     <w:p>
       <w:pPr>
@@ -4584,135 +4566,30 @@
       </w:pPr>
       <w:r>
         <w:rPr>
-          <w:rFonts w:ascii="Times New Roman" w:hAnsi="Times New Roman" w:cs="Times New Roman"/>
-          <w:color w:val="000000" w:themeColor="text1"/>
-        </w:rPr>
-        <w:t xml:space="preserve">Navigate to the sidebar and click on </w:t>
-      </w:r>
-      <w:r>
-        <w:rPr>
-          <w:rStyle w:val="Strong"/>
-          <w:rFonts w:ascii="Times New Roman" w:hAnsi="Times New Roman" w:cs="Times New Roman"/>
-          <w:color w:val="000000" w:themeColor="text1"/>
-        </w:rPr>
-        <w:t>“Requests”</w:t>
-      </w:r>
-      <w:r>
-        <w:rPr>
-          <w:rFonts w:ascii="Times New Roman" w:hAnsi="Times New Roman" w:cs="Times New Roman"/>
-          <w:color w:val="000000" w:themeColor="text1"/>
-        </w:rPr>
-        <w:t>.</w:t>
-      </w:r>
-    </w:p>
-    <w:p>
-      <w:pPr>
-        <w:pStyle w:val="Heading2"/>
-        <w:rPr>
-          <w:rFonts w:ascii="Times New Roman" w:hAnsi="Times New Roman" w:cs="Times New Roman"/>
-          <w:i/>
-          <w:iCs/>
-          <w:color w:val="000000" w:themeColor="text1"/>
-        </w:rPr>
-      </w:pPr>
-      <w:r>
-        <w:rPr>
-          <w:rFonts w:ascii="Times New Roman" w:hAnsi="Times New Roman" w:cs="Times New Roman"/>
-          <w:i/>
-          <w:iCs/>
-          <w:color w:val="000000" w:themeColor="text1"/>
-        </w:rPr>
-        <w:t>Step 3: Filter Pending Requests</w:t>
-      </w:r>
-    </w:p>
-    <w:p>
-      <w:pPr>
-        <w:numPr>
-          <w:ilvl w:val="0"/>
-          <w:numId w:val="31"/>
-        </w:numPr>
-        <w:spacing w:before="100" w:beforeAutospacing="1" w:after="100" w:afterAutospacing="1" w:line="240" w:lineRule="auto"/>
-        <w:rPr>
-          <w:rFonts w:ascii="Times New Roman" w:hAnsi="Times New Roman" w:cs="Times New Roman"/>
-          <w:color w:val="000000" w:themeColor="text1"/>
-        </w:rPr>
-      </w:pPr>
-      <w:r>
-        <w:rPr>
-          <w:rFonts w:ascii="Times New Roman" w:hAnsi="Times New Roman" w:cs="Times New Roman"/>
-          <w:color w:val="000000" w:themeColor="text1"/>
-        </w:rPr>
-        <w:t xml:space="preserve">In the </w:t>
-      </w:r>
-      <w:r>
-        <w:rPr>
-          <w:rStyle w:val="Strong"/>
-          <w:rFonts w:ascii="Times New Roman" w:hAnsi="Times New Roman" w:cs="Times New Roman"/>
-          <w:color w:val="000000" w:themeColor="text1"/>
-        </w:rPr>
-        <w:t>Requests</w:t>
-      </w:r>
-      <w:r>
-        <w:rPr>
-          <w:rFonts w:ascii="Times New Roman" w:hAnsi="Times New Roman" w:cs="Times New Roman"/>
-          <w:color w:val="000000" w:themeColor="text1"/>
-        </w:rPr>
-        <w:t xml:space="preserve"> section, apply a filter to view only those with </w:t>
-      </w:r>
-      <w:r>
-        <w:rPr>
-          <w:rStyle w:val="Strong"/>
-          <w:rFonts w:ascii="Times New Roman" w:hAnsi="Times New Roman" w:cs="Times New Roman"/>
-          <w:color w:val="000000" w:themeColor="text1"/>
-        </w:rPr>
-        <w:t>“Pending”</w:t>
-      </w:r>
-      <w:r>
-        <w:rPr>
-          <w:rFonts w:ascii="Times New Roman" w:hAnsi="Times New Roman" w:cs="Times New Roman"/>
-          <w:color w:val="000000" w:themeColor="text1"/>
-        </w:rPr>
-        <w:t xml:space="preserve"> status.</w:t>
-      </w:r>
-    </w:p>
-    <w:p>
-      <w:pPr>
-        <w:numPr>
-          <w:ilvl w:val="0"/>
-          <w:numId w:val="31"/>
-        </w:numPr>
-        <w:spacing w:before="100" w:beforeAutospacing="1" w:after="100" w:afterAutospacing="1" w:line="240" w:lineRule="auto"/>
-        <w:rPr>
-          <w:rFonts w:ascii="Times New Roman" w:hAnsi="Times New Roman" w:cs="Times New Roman"/>
-          <w:color w:val="000000" w:themeColor="text1"/>
-        </w:rPr>
-      </w:pPr>
-      <w:r>
-        <w:rPr>
           <w:noProof/>
         </w:rPr>
         <w:lastRenderedPageBreak/>
         <w:drawing>
-          <wp:anchor distT="0" distB="0" distL="114300" distR="114300" simplePos="0" relativeHeight="251672576" behindDoc="0" locked="0" layoutInCell="1" allowOverlap="1" wp14:anchorId="60AC83FC" wp14:editId="339276BA">
+          <wp:anchor distT="0" distB="0" distL="114300" distR="114300" simplePos="0" relativeHeight="251691008" behindDoc="0" locked="0" layoutInCell="1" allowOverlap="1" wp14:anchorId="6238AE52" wp14:editId="1ADFDF7D">
             <wp:simplePos x="0" y="0"/>
             <wp:positionH relativeFrom="margin">
               <wp:align>right</wp:align>
             </wp:positionH>
             <wp:positionV relativeFrom="paragraph">
-              <wp:posOffset>264160</wp:posOffset>
+              <wp:posOffset>256540</wp:posOffset>
             </wp:positionV>
-            <wp:extent cx="5951220" cy="2887980"/>
-            <wp:effectExtent l="0" t="0" r="0" b="7620"/>
+            <wp:extent cx="5943600" cy="2870835"/>
+            <wp:effectExtent l="0" t="0" r="0" b="5715"/>
             <wp:wrapThrough wrapText="bothSides">
               <wp:wrapPolygon edited="0">
                 <wp:start x="0" y="0"/>
-                <wp:lineTo x="0" y="21515"/>
-                <wp:lineTo x="21503" y="21515"/>
-                <wp:lineTo x="21503" y="0"/>
+                <wp:lineTo x="0" y="21500"/>
+                <wp:lineTo x="21531" y="21500"/>
+                <wp:lineTo x="21531" y="0"/>
                 <wp:lineTo x="0" y="0"/>
               </wp:wrapPolygon>
             </wp:wrapThrough>
-            <wp:docPr id="14" name="Picture 14"/>
+            <wp:docPr id="27" name="Picture 27"/>
             <wp:cNvGraphicFramePr>
               <a:graphicFrameLocks xmlns:a="http://schemas.openxmlformats.org/drawingml/2006/main" noChangeAspect="1"/>
             </wp:cNvGraphicFramePr>
@@ -4720,10 +4597,10 @@
               <a:graphicData uri="http://schemas.openxmlformats.org/drawingml/2006/picture">
                 <pic:pic xmlns:pic="http://schemas.openxmlformats.org/drawingml/2006/picture">
                   <pic:nvPicPr>
-                    <pic:cNvPr id="14" name="Picture 14"/>
+                    <pic:cNvPr id="1" name=""/>
                     <pic:cNvPicPr/>
                   </pic:nvPicPr>
-                  <pic:blipFill>
+                  <pic:blipFill rotWithShape="1">
                     <a:blip r:embed="rId23" cstate="print">
                       <a:extLst>
                         <a:ext uri="{28A0092B-C50C-407E-A947-70E740481C1C}">
@@ -4731,15 +4608,13 @@
                         </a:ext>
                       </a:extLst>
                     </a:blip>
-                    <a:srcRect t="1603" b="1603"/>
-                    <a:stretch>
-                      <a:fillRect/>
-                    </a:stretch>
+                    <a:srcRect t="14131"/>
+                    <a:stretch/>
                   </pic:blipFill>
                   <pic:spPr bwMode="auto">
                     <a:xfrm>
                       <a:off x="0" y="0"/>
-                      <a:ext cx="5951220" cy="2887980"/>
+                      <a:ext cx="5943600" cy="2870835"/>
                     </a:xfrm>
                     <a:prstGeom prst="rect">
                       <a:avLst/>
@@ -4756,12 +4631,6 @@
                 </pic:pic>
               </a:graphicData>
             </a:graphic>
-            <wp14:sizeRelH relativeFrom="margin">
-              <wp14:pctWidth>0</wp14:pctWidth>
-            </wp14:sizeRelH>
-            <wp14:sizeRelV relativeFrom="margin">
-              <wp14:pctHeight>0</wp14:pctHeight>
-            </wp14:sizeRelV>
           </wp:anchor>
         </w:drawing>
       </w:r>
@@ -4770,7 +4639,22 @@
           <w:rFonts w:ascii="Times New Roman" w:hAnsi="Times New Roman" w:cs="Times New Roman"/>
           <w:color w:val="000000" w:themeColor="text1"/>
         </w:rPr>
-        <w:t>This will show a list of user-submitted requests awaiting your review.</w:t>
+        <w:t xml:space="preserve">Navigate to the sidebar and click on </w:t>
+      </w:r>
+      <w:r>
+        <w:rPr>
+          <w:rStyle w:val="Strong"/>
+          <w:rFonts w:ascii="Times New Roman" w:hAnsi="Times New Roman" w:cs="Times New Roman"/>
+          <w:color w:val="000000" w:themeColor="text1"/>
+        </w:rPr>
+        <w:t>“Requests”</w:t>
+      </w:r>
+      <w:r>
+        <w:rPr>
+          <w:rFonts w:ascii="Times New Roman" w:hAnsi="Times New Roman" w:cs="Times New Roman"/>
+          <w:color w:val="000000" w:themeColor="text1"/>
+        </w:rPr>
+        <w:t>.</w:t>
       </w:r>
     </w:p>
     <w:p>
@@ -4783,24 +4667,127 @@
           <w:color w:val="000000" w:themeColor="text1"/>
         </w:rPr>
       </w:pPr>
-    </w:p>
-    <w:p>
-      <w:pPr>
-        <w:pStyle w:val="Heading2"/>
+      <w:r>
         <w:rPr>
           <w:rFonts w:ascii="Times New Roman" w:hAnsi="Times New Roman" w:cs="Times New Roman"/>
           <w:i/>
           <w:iCs/>
           <w:color w:val="000000" w:themeColor="text1"/>
         </w:rPr>
-      </w:pPr>
-      <w:r>
+        <w:t>Step 3: Filter Pending Requests</w:t>
+      </w:r>
+    </w:p>
+    <w:p>
+      <w:pPr>
+        <w:numPr>
+          <w:ilvl w:val="0"/>
+          <w:numId w:val="31"/>
+        </w:numPr>
+        <w:spacing w:before="100" w:beforeAutospacing="1" w:after="100" w:afterAutospacing="1" w:line="240" w:lineRule="auto"/>
+        <w:rPr>
+          <w:rFonts w:ascii="Times New Roman" w:hAnsi="Times New Roman" w:cs="Times New Roman"/>
+          <w:color w:val="000000" w:themeColor="text1"/>
+        </w:rPr>
+      </w:pPr>
+      <w:r>
+        <w:rPr>
+          <w:rFonts w:ascii="Times New Roman" w:hAnsi="Times New Roman" w:cs="Times New Roman"/>
+          <w:color w:val="000000" w:themeColor="text1"/>
+        </w:rPr>
+        <w:t xml:space="preserve">In the </w:t>
+      </w:r>
+      <w:r>
+        <w:rPr>
+          <w:rStyle w:val="Strong"/>
+          <w:rFonts w:ascii="Times New Roman" w:hAnsi="Times New Roman" w:cs="Times New Roman"/>
+          <w:color w:val="000000" w:themeColor="text1"/>
+        </w:rPr>
+        <w:t>Requests</w:t>
+      </w:r>
+      <w:r>
+        <w:rPr>
+          <w:rFonts w:ascii="Times New Roman" w:hAnsi="Times New Roman" w:cs="Times New Roman"/>
+          <w:color w:val="000000" w:themeColor="text1"/>
+        </w:rPr>
+        <w:t xml:space="preserve"> section, apply a filter to view only those with </w:t>
+      </w:r>
+      <w:r>
+        <w:rPr>
+          <w:rStyle w:val="Strong"/>
+          <w:rFonts w:ascii="Times New Roman" w:hAnsi="Times New Roman" w:cs="Times New Roman"/>
+          <w:color w:val="000000" w:themeColor="text1"/>
+        </w:rPr>
+        <w:t>“Pending”</w:t>
+      </w:r>
+      <w:r>
+        <w:rPr>
+          <w:rFonts w:ascii="Times New Roman" w:hAnsi="Times New Roman" w:cs="Times New Roman"/>
+          <w:color w:val="000000" w:themeColor="text1"/>
+        </w:rPr>
+        <w:t xml:space="preserve"> status.</w:t>
+      </w:r>
+    </w:p>
+    <w:p>
+      <w:pPr>
+        <w:numPr>
+          <w:ilvl w:val="0"/>
+          <w:numId w:val="31"/>
+        </w:numPr>
+        <w:spacing w:before="100" w:beforeAutospacing="1" w:after="100" w:afterAutospacing="1" w:line="240" w:lineRule="auto"/>
+        <w:rPr>
+          <w:rFonts w:ascii="Times New Roman" w:hAnsi="Times New Roman" w:cs="Times New Roman"/>
+          <w:color w:val="000000" w:themeColor="text1"/>
+        </w:rPr>
+      </w:pPr>
+      <w:r>
+        <w:rPr>
+          <w:rFonts w:ascii="Times New Roman" w:hAnsi="Times New Roman" w:cs="Times New Roman"/>
+          <w:color w:val="000000" w:themeColor="text1"/>
+        </w:rPr>
+        <w:t>This will show a list of user-submitted requests awaiting your review.</w:t>
+      </w:r>
+    </w:p>
+    <w:p>
+      <w:pPr>
+        <w:pStyle w:val="Heading2"/>
         <w:rPr>
           <w:rFonts w:ascii="Times New Roman" w:hAnsi="Times New Roman" w:cs="Times New Roman"/>
           <w:i/>
           <w:iCs/>
           <w:color w:val="000000" w:themeColor="text1"/>
         </w:rPr>
+      </w:pPr>
+    </w:p>
+    <w:p/>
+    <w:p/>
+    <w:p/>
+    <w:p/>
+    <w:p/>
+    <w:p/>
+    <w:p/>
+    <w:p/>
+    <w:p/>
+    <w:p/>
+    <w:p/>
+    <w:p/>
+    <w:p>
+      <w:pPr>
+        <w:pStyle w:val="Heading2"/>
+        <w:rPr>
+          <w:rFonts w:ascii="Times New Roman" w:hAnsi="Times New Roman" w:cs="Times New Roman"/>
+          <w:i/>
+          <w:iCs/>
+          <w:color w:val="000000" w:themeColor="text1"/>
+        </w:rPr>
+      </w:pPr>
+      <w:r>
+        <w:rPr>
+          <w:rFonts w:ascii="Times New Roman" w:hAnsi="Times New Roman" w:cs="Times New Roman"/>
+          <w:i/>
+          <w:iCs/>
+          <w:color w:val="000000" w:themeColor="text1"/>
+        </w:rPr>
+        <w:lastRenderedPageBreak/>
         <w:t>Step 4: View Request Details</w:t>
       </w:r>
     </w:p>
@@ -4931,26 +4918,26 @@
           <w:noProof/>
         </w:rPr>
         <w:drawing>
-          <wp:anchor distT="0" distB="0" distL="114300" distR="114300" simplePos="0" relativeHeight="251673600" behindDoc="0" locked="0" layoutInCell="1" allowOverlap="1" wp14:anchorId="55384433" wp14:editId="64F37ACC">
+          <wp:anchor distT="0" distB="0" distL="114300" distR="114300" simplePos="0" relativeHeight="251692032" behindDoc="0" locked="0" layoutInCell="1" allowOverlap="1" wp14:anchorId="0760E3B4" wp14:editId="34336BCD">
             <wp:simplePos x="0" y="0"/>
             <wp:positionH relativeFrom="margin">
-              <wp:posOffset>0</wp:posOffset>
+              <wp:align>right</wp:align>
             </wp:positionH>
             <wp:positionV relativeFrom="paragraph">
-              <wp:posOffset>279400</wp:posOffset>
+              <wp:posOffset>245745</wp:posOffset>
             </wp:positionV>
-            <wp:extent cx="5943600" cy="2948940"/>
-            <wp:effectExtent l="0" t="0" r="0" b="3810"/>
+            <wp:extent cx="5943600" cy="2916555"/>
+            <wp:effectExtent l="0" t="0" r="0" b="0"/>
             <wp:wrapThrough wrapText="bothSides">
               <wp:wrapPolygon edited="0">
                 <wp:start x="0" y="0"/>
-                <wp:lineTo x="0" y="21488"/>
-                <wp:lineTo x="21531" y="21488"/>
+                <wp:lineTo x="0" y="21445"/>
+                <wp:lineTo x="21531" y="21445"/>
                 <wp:lineTo x="21531" y="0"/>
                 <wp:lineTo x="0" y="0"/>
               </wp:wrapPolygon>
             </wp:wrapThrough>
-            <wp:docPr id="15" name="Picture 15"/>
+            <wp:docPr id="28" name="Picture 28"/>
             <wp:cNvGraphicFramePr>
               <a:graphicFrameLocks xmlns:a="http://schemas.openxmlformats.org/drawingml/2006/main" noChangeAspect="1"/>
             </wp:cNvGraphicFramePr>
@@ -4958,10 +4945,10 @@
               <a:graphicData uri="http://schemas.openxmlformats.org/drawingml/2006/picture">
                 <pic:pic xmlns:pic="http://schemas.openxmlformats.org/drawingml/2006/picture">
                   <pic:nvPicPr>
-                    <pic:cNvPr id="15" name="Picture 15"/>
+                    <pic:cNvPr id="1" name=""/>
                     <pic:cNvPicPr/>
                   </pic:nvPicPr>
-                  <pic:blipFill>
+                  <pic:blipFill rotWithShape="1">
                     <a:blip r:embed="rId24" cstate="print">
                       <a:extLst>
                         <a:ext uri="{28A0092B-C50C-407E-A947-70E740481C1C}">
@@ -4969,15 +4956,13 @@
                         </a:ext>
                       </a:extLst>
                     </a:blip>
-                    <a:srcRect l="701" r="701"/>
-                    <a:stretch>
-                      <a:fillRect/>
-                    </a:stretch>
+                    <a:srcRect t="12764"/>
+                    <a:stretch/>
                   </pic:blipFill>
                   <pic:spPr bwMode="auto">
                     <a:xfrm>
                       <a:off x="0" y="0"/>
-                      <a:ext cx="5943600" cy="2948940"/>
+                      <a:ext cx="5943600" cy="2916555"/>
                     </a:xfrm>
                     <a:prstGeom prst="rect">
                       <a:avLst/>
@@ -4994,9 +4979,6 @@
                 </pic:pic>
               </a:graphicData>
             </a:graphic>
-            <wp14:sizeRelH relativeFrom="margin">
-              <wp14:pctWidth>0</wp14:pctWidth>
-            </wp14:sizeRelH>
             <wp14:sizeRelV relativeFrom="margin">
               <wp14:pctHeight>0</wp14:pctHeight>
             </wp14:sizeRelV>
@@ -5028,7 +5010,6 @@
           <w:iCs/>
           <w:color w:val="000000" w:themeColor="text1"/>
         </w:rPr>
-        <w:lastRenderedPageBreak/>
         <w:t>Step 5: Take Action</w:t>
       </w:r>
       <w:r>
@@ -5330,149 +5311,6 @@
     </w:p>
     <w:p>
       <w:pPr>
-        <w:rPr>
-          <w:rFonts w:ascii="Times New Roman" w:hAnsi="Times New Roman" w:cs="Times New Roman"/>
-          <w:sz w:val="24"/>
-          <w:szCs w:val="24"/>
-        </w:rPr>
-      </w:pPr>
-    </w:p>
-    <w:p>
-      <w:pPr>
-        <w:rPr>
-          <w:rFonts w:ascii="Times New Roman" w:hAnsi="Times New Roman" w:cs="Times New Roman"/>
-          <w:sz w:val="24"/>
-          <w:szCs w:val="24"/>
-        </w:rPr>
-      </w:pPr>
-    </w:p>
-    <w:p>
-      <w:pPr>
-        <w:rPr>
-          <w:rFonts w:ascii="Times New Roman" w:hAnsi="Times New Roman" w:cs="Times New Roman"/>
-          <w:sz w:val="24"/>
-          <w:szCs w:val="24"/>
-        </w:rPr>
-      </w:pPr>
-    </w:p>
-    <w:p>
-      <w:pPr>
-        <w:rPr>
-          <w:rFonts w:ascii="Times New Roman" w:hAnsi="Times New Roman" w:cs="Times New Roman"/>
-          <w:sz w:val="24"/>
-          <w:szCs w:val="24"/>
-        </w:rPr>
-      </w:pPr>
-    </w:p>
-    <w:p>
-      <w:pPr>
-        <w:rPr>
-          <w:rFonts w:ascii="Times New Roman" w:hAnsi="Times New Roman" w:cs="Times New Roman"/>
-          <w:sz w:val="24"/>
-          <w:szCs w:val="24"/>
-        </w:rPr>
-      </w:pPr>
-    </w:p>
-    <w:p>
-      <w:pPr>
-        <w:rPr>
-          <w:rFonts w:ascii="Times New Roman" w:hAnsi="Times New Roman" w:cs="Times New Roman"/>
-          <w:sz w:val="24"/>
-          <w:szCs w:val="24"/>
-        </w:rPr>
-      </w:pPr>
-    </w:p>
-    <w:p>
-      <w:pPr>
-        <w:rPr>
-          <w:rFonts w:ascii="Times New Roman" w:hAnsi="Times New Roman" w:cs="Times New Roman"/>
-          <w:sz w:val="24"/>
-          <w:szCs w:val="24"/>
-        </w:rPr>
-      </w:pPr>
-    </w:p>
-    <w:p>
-      <w:pPr>
-        <w:rPr>
-          <w:rFonts w:ascii="Times New Roman" w:hAnsi="Times New Roman" w:cs="Times New Roman"/>
-          <w:sz w:val="24"/>
-          <w:szCs w:val="24"/>
-        </w:rPr>
-      </w:pPr>
-    </w:p>
-    <w:p>
-      <w:pPr>
-        <w:rPr>
-          <w:rFonts w:ascii="Times New Roman" w:hAnsi="Times New Roman" w:cs="Times New Roman"/>
-          <w:sz w:val="24"/>
-          <w:szCs w:val="24"/>
-        </w:rPr>
-      </w:pPr>
-    </w:p>
-    <w:p>
-      <w:pPr>
-        <w:rPr>
-          <w:rFonts w:ascii="Times New Roman" w:hAnsi="Times New Roman" w:cs="Times New Roman"/>
-          <w:sz w:val="24"/>
-          <w:szCs w:val="24"/>
-        </w:rPr>
-      </w:pPr>
-    </w:p>
-    <w:p>
-      <w:pPr>
-        <w:rPr>
-          <w:rFonts w:ascii="Times New Roman" w:hAnsi="Times New Roman" w:cs="Times New Roman"/>
-          <w:sz w:val="24"/>
-          <w:szCs w:val="24"/>
-        </w:rPr>
-      </w:pPr>
-    </w:p>
-    <w:p>
-      <w:pPr>
-        <w:rPr>
-          <w:rFonts w:ascii="Times New Roman" w:hAnsi="Times New Roman" w:cs="Times New Roman"/>
-          <w:sz w:val="24"/>
-          <w:szCs w:val="24"/>
-        </w:rPr>
-      </w:pPr>
-    </w:p>
-    <w:p>
-      <w:pPr>
-        <w:rPr>
-          <w:rFonts w:ascii="Times New Roman" w:hAnsi="Times New Roman" w:cs="Times New Roman"/>
-          <w:sz w:val="24"/>
-          <w:szCs w:val="24"/>
-        </w:rPr>
-      </w:pPr>
-    </w:p>
-    <w:p>
-      <w:pPr>
-        <w:rPr>
-          <w:rFonts w:ascii="Times New Roman" w:hAnsi="Times New Roman" w:cs="Times New Roman"/>
-          <w:sz w:val="24"/>
-          <w:szCs w:val="24"/>
-        </w:rPr>
-      </w:pPr>
-    </w:p>
-    <w:p>
-      <w:pPr>
-        <w:rPr>
-          <w:rFonts w:ascii="Times New Roman" w:hAnsi="Times New Roman" w:cs="Times New Roman"/>
-          <w:sz w:val="24"/>
-          <w:szCs w:val="24"/>
-        </w:rPr>
-      </w:pPr>
-      <w:r>
-        <w:rPr>
-          <w:rFonts w:ascii="Times New Roman" w:hAnsi="Times New Roman" w:cs="Times New Roman"/>
-          <w:sz w:val="24"/>
-          <w:szCs w:val="24"/>
-        </w:rPr>
-        <w:br w:type="page"/>
-      </w:r>
-    </w:p>
-    <w:p>
-      <w:pPr>
         <w:pStyle w:val="Heading1"/>
         <w:rPr>
           <w:rFonts w:ascii="Times New Roman" w:hAnsi="Times New Roman" w:cs="Times New Roman"/>
@@ -5489,7 +5327,25 @@
           <w:color w:val="000000" w:themeColor="text1"/>
         </w:rPr>
         <w:lastRenderedPageBreak/>
-        <w:t>Viewing Pending Requests (Office Staff)</w:t>
+        <w:t>V</w:t>
+      </w:r>
+      <w:r>
+        <w:rPr>
+          <w:rFonts w:ascii="Times New Roman" w:hAnsi="Times New Roman" w:cs="Times New Roman"/>
+          <w:b/>
+          <w:bCs/>
+          <w:color w:val="000000" w:themeColor="text1"/>
+        </w:rPr>
+        <w:t>iewing</w:t>
+      </w:r>
+      <w:r>
+        <w:rPr>
+          <w:rFonts w:ascii="Times New Roman" w:hAnsi="Times New Roman" w:cs="Times New Roman"/>
+          <w:b/>
+          <w:bCs/>
+          <w:color w:val="000000" w:themeColor="text1"/>
+        </w:rPr>
+        <w:t xml:space="preserve"> Pending Requests (Office Staff)</w:t>
       </w:r>
     </w:p>
     <w:p>
@@ -5563,7 +5419,27 @@
           <w:iCs/>
           <w:color w:val="000000" w:themeColor="text1"/>
         </w:rPr>
-        <w:t>Step 1: Log In Using Staff Credentials</w:t>
+        <w:t xml:space="preserve">Step 1: Log </w:t>
+      </w:r>
+      <w:proofErr w:type="gramStart"/>
+      <w:r>
+        <w:rPr>
+          <w:rFonts w:ascii="Times New Roman" w:hAnsi="Times New Roman" w:cs="Times New Roman"/>
+          <w:i/>
+          <w:iCs/>
+          <w:color w:val="000000" w:themeColor="text1"/>
+        </w:rPr>
+        <w:t>In</w:t>
+      </w:r>
+      <w:proofErr w:type="gramEnd"/>
+      <w:r>
+        <w:rPr>
+          <w:rFonts w:ascii="Times New Roman" w:hAnsi="Times New Roman" w:cs="Times New Roman"/>
+          <w:i/>
+          <w:iCs/>
+          <w:color w:val="000000" w:themeColor="text1"/>
+        </w:rPr>
+        <w:t xml:space="preserve"> Using Staff Credentials</w:t>
       </w:r>
     </w:p>
     <w:p>
@@ -5795,21 +5671,21 @@
           <w:noProof/>
         </w:rPr>
         <w:drawing>
-          <wp:anchor distT="0" distB="0" distL="114300" distR="114300" simplePos="0" relativeHeight="251676672" behindDoc="0" locked="0" layoutInCell="1" allowOverlap="1" wp14:anchorId="21E0705A" wp14:editId="309E056B">
+          <wp:anchor distT="0" distB="0" distL="114300" distR="114300" simplePos="0" relativeHeight="251676672" behindDoc="0" locked="0" layoutInCell="1" allowOverlap="1" wp14:anchorId="21E0705A" wp14:editId="6388B07D">
             <wp:simplePos x="0" y="0"/>
             <wp:positionH relativeFrom="margin">
               <wp:align>right</wp:align>
             </wp:positionH>
             <wp:positionV relativeFrom="paragraph">
-              <wp:posOffset>452120</wp:posOffset>
+              <wp:posOffset>534035</wp:posOffset>
             </wp:positionV>
-            <wp:extent cx="5942330" cy="2844800"/>
+            <wp:extent cx="5942330" cy="2635250"/>
             <wp:effectExtent l="0" t="0" r="1270" b="0"/>
             <wp:wrapThrough wrapText="bothSides">
               <wp:wrapPolygon edited="0">
                 <wp:start x="0" y="0"/>
-                <wp:lineTo x="0" y="21407"/>
-                <wp:lineTo x="21535" y="21407"/>
+                <wp:lineTo x="0" y="21392"/>
+                <wp:lineTo x="21535" y="21392"/>
                 <wp:lineTo x="21535" y="0"/>
                 <wp:lineTo x="0" y="0"/>
               </wp:wrapPolygon>
@@ -5825,23 +5701,21 @@
                     <pic:cNvPr id="17" name="Picture 17"/>
                     <pic:cNvPicPr/>
                   </pic:nvPicPr>
-                  <pic:blipFill>
-                    <a:blip r:embed="rId14" cstate="print">
+                  <pic:blipFill rotWithShape="1">
+                    <a:blip r:embed="rId26" cstate="print">
                       <a:extLst>
                         <a:ext uri="{28A0092B-C50C-407E-A947-70E740481C1C}">
                           <a14:useLocalDpi xmlns:a14="http://schemas.microsoft.com/office/drawing/2010/main" val="0"/>
                         </a:ext>
                       </a:extLst>
                     </a:blip>
-                    <a:srcRect t="7446" b="7446"/>
-                    <a:stretch>
-                      <a:fillRect/>
-                    </a:stretch>
+                    <a:srcRect t="13715" b="7446"/>
+                    <a:stretch/>
                   </pic:blipFill>
                   <pic:spPr bwMode="auto">
                     <a:xfrm>
                       <a:off x="0" y="0"/>
-                      <a:ext cx="5942330" cy="2844800"/>
+                      <a:ext cx="5942330" cy="2635250"/>
                     </a:xfrm>
                     <a:prstGeom prst="rect">
                       <a:avLst/>
@@ -6001,7 +5875,7 @@
                     <pic:cNvPicPr/>
                   </pic:nvPicPr>
                   <pic:blipFill rotWithShape="1">
-                    <a:blip r:embed="rId26" cstate="print">
+                    <a:blip r:embed="rId27" cstate="print">
                       <a:extLst>
                         <a:ext uri="{28A0092B-C50C-407E-A947-70E740481C1C}">
                           <a14:useLocalDpi xmlns:a14="http://schemas.microsoft.com/office/drawing/2010/main" val="0"/>
@@ -6148,7 +6022,7 @@
                     <pic:cNvPicPr/>
                   </pic:nvPicPr>
                   <pic:blipFill rotWithShape="1">
-                    <a:blip r:embed="rId27" cstate="print">
+                    <a:blip r:embed="rId28" cstate="print">
                       <a:extLst>
                         <a:ext uri="{28A0092B-C50C-407E-A947-70E740481C1C}">
                           <a14:useLocalDpi xmlns:a14="http://schemas.microsoft.com/office/drawing/2010/main" val="0"/>
@@ -6206,6 +6080,7 @@
       <w:pPr>
         <w:spacing w:before="100" w:beforeAutospacing="1" w:after="100" w:afterAutospacing="1"/>
         <w:rPr>
+          <w:rStyle w:val="Emphasis"/>
           <w:rFonts w:ascii="Times New Roman" w:hAnsi="Times New Roman" w:cs="Times New Roman"/>
           <w:color w:val="000000" w:themeColor="text1"/>
         </w:rPr>
@@ -6236,6 +6111,447 @@
         </w:rPr>
         <w:t xml:space="preserve"> pending requests but cannot take approval actions.</w:t>
       </w:r>
+    </w:p>
+    <w:p>
+      <w:pPr>
+        <w:rPr>
+          <w:rStyle w:val="Emphasis"/>
+          <w:rFonts w:ascii="Times New Roman" w:hAnsi="Times New Roman" w:cs="Times New Roman"/>
+          <w:b/>
+          <w:bCs/>
+          <w:i w:val="0"/>
+          <w:iCs w:val="0"/>
+          <w:color w:val="000000" w:themeColor="text1"/>
+          <w:sz w:val="32"/>
+          <w:szCs w:val="32"/>
+        </w:rPr>
+      </w:pPr>
+      <w:r>
+        <w:rPr>
+          <w:rStyle w:val="Emphasis"/>
+          <w:rFonts w:ascii="Times New Roman" w:hAnsi="Times New Roman" w:cs="Times New Roman"/>
+          <w:b/>
+          <w:bCs/>
+          <w:i w:val="0"/>
+          <w:iCs w:val="0"/>
+          <w:color w:val="000000" w:themeColor="text1"/>
+          <w:sz w:val="32"/>
+          <w:szCs w:val="32"/>
+        </w:rPr>
+        <w:lastRenderedPageBreak/>
+        <w:t>Report GSU Email as Not Spam</w:t>
+      </w:r>
+    </w:p>
+    <w:p>
+      <w:pPr>
+        <w:pStyle w:val="ListParagraph"/>
+        <w:numPr>
+          <w:ilvl w:val="0"/>
+          <w:numId w:val="42"/>
+        </w:numPr>
+        <w:rPr>
+          <w:rFonts w:ascii="Times New Roman" w:hAnsi="Times New Roman" w:cs="Times New Roman"/>
+          <w:sz w:val="24"/>
+          <w:szCs w:val="24"/>
+        </w:rPr>
+      </w:pPr>
+      <w:r>
+        <w:rPr>
+          <w:rFonts w:ascii="Times New Roman" w:hAnsi="Times New Roman" w:cs="Times New Roman"/>
+          <w:sz w:val="24"/>
+          <w:szCs w:val="24"/>
+        </w:rPr>
+        <w:t>Open email application or website</w:t>
+      </w:r>
+      <w:r>
+        <w:rPr>
+          <w:rFonts w:ascii="Times New Roman" w:hAnsi="Times New Roman" w:cs="Times New Roman"/>
+          <w:sz w:val="24"/>
+          <w:szCs w:val="24"/>
+        </w:rPr>
+        <w:t>.</w:t>
+      </w:r>
+    </w:p>
+    <w:p>
+      <w:pPr>
+        <w:pStyle w:val="ListParagraph"/>
+        <w:numPr>
+          <w:ilvl w:val="0"/>
+          <w:numId w:val="42"/>
+        </w:numPr>
+        <w:rPr>
+          <w:rFonts w:ascii="Times New Roman" w:hAnsi="Times New Roman" w:cs="Times New Roman"/>
+          <w:sz w:val="24"/>
+          <w:szCs w:val="24"/>
+        </w:rPr>
+      </w:pPr>
+      <w:r>
+        <w:rPr>
+          <w:rFonts w:ascii="Times New Roman" w:hAnsi="Times New Roman" w:cs="Times New Roman"/>
+          <w:sz w:val="24"/>
+          <w:szCs w:val="24"/>
+        </w:rPr>
+        <w:t>Log in the email used in GSU Gateway System</w:t>
+      </w:r>
+      <w:r>
+        <w:rPr>
+          <w:rFonts w:ascii="Times New Roman" w:hAnsi="Times New Roman" w:cs="Times New Roman"/>
+          <w:sz w:val="24"/>
+          <w:szCs w:val="24"/>
+        </w:rPr>
+        <w:t>.</w:t>
+      </w:r>
+    </w:p>
+    <w:p>
+      <w:pPr>
+        <w:pStyle w:val="ListParagraph"/>
+        <w:numPr>
+          <w:ilvl w:val="0"/>
+          <w:numId w:val="42"/>
+        </w:numPr>
+        <w:rPr>
+          <w:rFonts w:ascii="Times New Roman" w:hAnsi="Times New Roman" w:cs="Times New Roman"/>
+          <w:sz w:val="24"/>
+          <w:szCs w:val="24"/>
+        </w:rPr>
+      </w:pPr>
+      <w:r>
+        <w:rPr>
+          <w:rFonts w:ascii="Times New Roman" w:hAnsi="Times New Roman" w:cs="Times New Roman"/>
+          <w:sz w:val="24"/>
+          <w:szCs w:val="24"/>
+        </w:rPr>
+        <w:t xml:space="preserve">Click </w:t>
+      </w:r>
+      <w:r>
+        <w:rPr>
+          <w:rFonts w:ascii="Times New Roman" w:hAnsi="Times New Roman" w:cs="Times New Roman"/>
+          <w:b/>
+          <w:bCs/>
+          <w:sz w:val="24"/>
+          <w:szCs w:val="24"/>
+        </w:rPr>
+        <w:t>More</w:t>
+      </w:r>
+      <w:r>
+        <w:rPr>
+          <w:rFonts w:ascii="Times New Roman" w:hAnsi="Times New Roman" w:cs="Times New Roman"/>
+          <w:noProof/>
+          <w:sz w:val="24"/>
+          <w:szCs w:val="24"/>
+        </w:rPr>
+        <w:t xml:space="preserve"> at the left side</w:t>
+      </w:r>
+      <w:r>
+        <w:rPr>
+          <w:rFonts w:ascii="Times New Roman" w:hAnsi="Times New Roman" w:cs="Times New Roman"/>
+          <w:noProof/>
+          <w:sz w:val="24"/>
+          <w:szCs w:val="24"/>
+        </w:rPr>
+        <w:t>.</w:t>
+      </w:r>
+      <w:r>
+        <w:rPr>
+          <w:rFonts w:ascii="Times New Roman" w:hAnsi="Times New Roman" w:cs="Times New Roman"/>
+          <w:noProof/>
+          <w:sz w:val="24"/>
+          <w:szCs w:val="24"/>
+        </w:rPr>
+        <w:drawing>
+          <wp:inline distT="0" distB="0" distL="0" distR="0" wp14:anchorId="129A1214" wp14:editId="23571E85">
+            <wp:extent cx="5551714" cy="2345690"/>
+            <wp:effectExtent l="0" t="0" r="0" b="0"/>
+            <wp:docPr id="1" name="Picture 1"/>
+            <wp:cNvGraphicFramePr>
+              <a:graphicFrameLocks xmlns:a="http://schemas.openxmlformats.org/drawingml/2006/main" noChangeAspect="1"/>
+            </wp:cNvGraphicFramePr>
+            <a:graphic xmlns:a="http://schemas.openxmlformats.org/drawingml/2006/main">
+              <a:graphicData uri="http://schemas.openxmlformats.org/drawingml/2006/picture">
+                <pic:pic xmlns:pic="http://schemas.openxmlformats.org/drawingml/2006/picture">
+                  <pic:nvPicPr>
+                    <pic:cNvPr id="1" name="Picture 1"/>
+                    <pic:cNvPicPr/>
+                  </pic:nvPicPr>
+                  <pic:blipFill rotWithShape="1">
+                    <a:blip r:embed="rId29" cstate="print">
+                      <a:extLst>
+                        <a:ext uri="{28A0092B-C50C-407E-A947-70E740481C1C}">
+                          <a14:useLocalDpi xmlns:a14="http://schemas.microsoft.com/office/drawing/2010/main" val="0"/>
+                        </a:ext>
+                      </a:extLst>
+                    </a:blip>
+                    <a:srcRect t="14032" r="3333" b="14032"/>
+                    <a:stretch/>
+                  </pic:blipFill>
+                  <pic:spPr bwMode="auto">
+                    <a:xfrm>
+                      <a:off x="0" y="0"/>
+                      <a:ext cx="5560303" cy="2349319"/>
+                    </a:xfrm>
+                    <a:prstGeom prst="rect">
+                      <a:avLst/>
+                    </a:prstGeom>
+                    <a:ln>
+                      <a:noFill/>
+                    </a:ln>
+                    <a:extLst>
+                      <a:ext uri="{53640926-AAD7-44D8-BBD7-CCE9431645EC}">
+                        <a14:shadowObscured xmlns:a14="http://schemas.microsoft.com/office/drawing/2010/main"/>
+                      </a:ext>
+                    </a:extLst>
+                  </pic:spPr>
+                </pic:pic>
+              </a:graphicData>
+            </a:graphic>
+          </wp:inline>
+        </w:drawing>
+      </w:r>
+    </w:p>
+    <w:p>
+      <w:pPr>
+        <w:pStyle w:val="ListParagraph"/>
+        <w:numPr>
+          <w:ilvl w:val="0"/>
+          <w:numId w:val="42"/>
+        </w:numPr>
+        <w:rPr>
+          <w:rFonts w:ascii="Times New Roman" w:hAnsi="Times New Roman" w:cs="Times New Roman"/>
+          <w:sz w:val="24"/>
+          <w:szCs w:val="24"/>
+        </w:rPr>
+      </w:pPr>
+      <w:r>
+        <w:rPr>
+          <w:rFonts w:ascii="Times New Roman" w:hAnsi="Times New Roman" w:cs="Times New Roman"/>
+          <w:sz w:val="24"/>
+          <w:szCs w:val="24"/>
+        </w:rPr>
+        <w:t xml:space="preserve">Then click </w:t>
+      </w:r>
+      <w:r>
+        <w:rPr>
+          <w:rFonts w:ascii="Times New Roman" w:hAnsi="Times New Roman" w:cs="Times New Roman"/>
+          <w:sz w:val="24"/>
+          <w:szCs w:val="24"/>
+        </w:rPr>
+        <w:t xml:space="preserve">the label </w:t>
+      </w:r>
+      <w:r>
+        <w:rPr>
+          <w:rFonts w:ascii="Times New Roman" w:hAnsi="Times New Roman" w:cs="Times New Roman"/>
+          <w:b/>
+          <w:bCs/>
+          <w:sz w:val="24"/>
+          <w:szCs w:val="24"/>
+        </w:rPr>
+        <w:t>Spam</w:t>
+      </w:r>
+      <w:r>
+        <w:rPr>
+          <w:rFonts w:ascii="Times New Roman" w:hAnsi="Times New Roman" w:cs="Times New Roman"/>
+          <w:sz w:val="24"/>
+          <w:szCs w:val="24"/>
+        </w:rPr>
+        <w:t>.</w:t>
+      </w:r>
+      <w:r>
+        <w:rPr>
+          <w:rFonts w:ascii="Times New Roman" w:hAnsi="Times New Roman" w:cs="Times New Roman"/>
+          <w:noProof/>
+          <w:sz w:val="24"/>
+          <w:szCs w:val="24"/>
+        </w:rPr>
+        <w:t xml:space="preserve"> </w:t>
+      </w:r>
+      <w:r>
+        <w:rPr>
+          <w:rFonts w:ascii="Times New Roman" w:hAnsi="Times New Roman" w:cs="Times New Roman"/>
+          <w:noProof/>
+          <w:sz w:val="24"/>
+          <w:szCs w:val="24"/>
+        </w:rPr>
+        <w:drawing>
+          <wp:inline distT="0" distB="0" distL="0" distR="0" wp14:anchorId="32E714B3" wp14:editId="5D20D291">
+            <wp:extent cx="5725795" cy="2770414"/>
+            <wp:effectExtent l="0" t="0" r="8255" b="0"/>
+            <wp:docPr id="4" name="Picture 4"/>
+            <wp:cNvGraphicFramePr>
+              <a:graphicFrameLocks xmlns:a="http://schemas.openxmlformats.org/drawingml/2006/main" noChangeAspect="1"/>
+            </wp:cNvGraphicFramePr>
+            <a:graphic xmlns:a="http://schemas.openxmlformats.org/drawingml/2006/main">
+              <a:graphicData uri="http://schemas.openxmlformats.org/drawingml/2006/picture">
+                <pic:pic xmlns:pic="http://schemas.openxmlformats.org/drawingml/2006/picture">
+                  <pic:nvPicPr>
+                    <pic:cNvPr id="1" name=""/>
+                    <pic:cNvPicPr/>
+                  </pic:nvPicPr>
+                  <pic:blipFill rotWithShape="1">
+                    <a:blip r:embed="rId30"/>
+                    <a:srcRect t="14163" r="3657" b="2965"/>
+                    <a:stretch/>
+                  </pic:blipFill>
+                  <pic:spPr bwMode="auto">
+                    <a:xfrm>
+                      <a:off x="0" y="0"/>
+                      <a:ext cx="5726247" cy="2770633"/>
+                    </a:xfrm>
+                    <a:prstGeom prst="rect">
+                      <a:avLst/>
+                    </a:prstGeom>
+                    <a:ln>
+                      <a:noFill/>
+                    </a:ln>
+                    <a:extLst>
+                      <a:ext uri="{53640926-AAD7-44D8-BBD7-CCE9431645EC}">
+                        <a14:shadowObscured xmlns:a14="http://schemas.microsoft.com/office/drawing/2010/main"/>
+                      </a:ext>
+                    </a:extLst>
+                  </pic:spPr>
+                </pic:pic>
+              </a:graphicData>
+            </a:graphic>
+          </wp:inline>
+        </w:drawing>
+      </w:r>
+    </w:p>
+    <w:p>
+      <w:pPr>
+        <w:pStyle w:val="ListParagraph"/>
+        <w:numPr>
+          <w:ilvl w:val="0"/>
+          <w:numId w:val="42"/>
+        </w:numPr>
+        <w:rPr>
+          <w:rFonts w:ascii="Times New Roman" w:hAnsi="Times New Roman" w:cs="Times New Roman"/>
+          <w:sz w:val="24"/>
+          <w:szCs w:val="24"/>
+        </w:rPr>
+      </w:pPr>
+      <w:r>
+        <w:rPr>
+          <w:rFonts w:ascii="Times New Roman" w:hAnsi="Times New Roman" w:cs="Times New Roman"/>
+          <w:sz w:val="24"/>
+          <w:szCs w:val="24"/>
+        </w:rPr>
+        <w:t>Look if there is email sent from GSU, if there is, open the email</w:t>
+      </w:r>
+      <w:r>
+        <w:rPr>
+          <w:rFonts w:ascii="Times New Roman" w:hAnsi="Times New Roman" w:cs="Times New Roman"/>
+          <w:sz w:val="24"/>
+          <w:szCs w:val="24"/>
+        </w:rPr>
+        <w:t>.</w:t>
+      </w:r>
+    </w:p>
+    <w:p>
+      <w:pPr>
+        <w:pStyle w:val="ListParagraph"/>
+        <w:numPr>
+          <w:ilvl w:val="0"/>
+          <w:numId w:val="42"/>
+        </w:numPr>
+        <w:rPr>
+          <w:rFonts w:ascii="Times New Roman" w:hAnsi="Times New Roman" w:cs="Times New Roman"/>
+          <w:sz w:val="24"/>
+          <w:szCs w:val="24"/>
+        </w:rPr>
+      </w:pPr>
+      <w:r>
+        <w:rPr>
+          <w:rFonts w:ascii="Times New Roman" w:hAnsi="Times New Roman" w:cs="Times New Roman"/>
+          <w:sz w:val="24"/>
+          <w:szCs w:val="24"/>
+        </w:rPr>
+        <w:t xml:space="preserve">Then, click </w:t>
+      </w:r>
+      <w:r>
+        <w:rPr>
+          <w:rFonts w:ascii="Times New Roman" w:hAnsi="Times New Roman" w:cs="Times New Roman"/>
+          <w:b/>
+          <w:bCs/>
+          <w:sz w:val="24"/>
+          <w:szCs w:val="24"/>
+        </w:rPr>
+        <w:t>"Report not spam"</w:t>
+      </w:r>
+      <w:r>
+        <w:rPr>
+          <w:rFonts w:ascii="Times New Roman" w:hAnsi="Times New Roman" w:cs="Times New Roman"/>
+          <w:sz w:val="24"/>
+          <w:szCs w:val="24"/>
+        </w:rPr>
+        <w:t xml:space="preserve"> to mark the email as legitimate and remove it from the spam folder.</w:t>
+      </w:r>
+      <w:r>
+        <w:rPr>
+          <w:rFonts w:ascii="Times New Roman" w:hAnsi="Times New Roman" w:cs="Times New Roman"/>
+          <w:noProof/>
+          <w:sz w:val="24"/>
+          <w:szCs w:val="24"/>
+        </w:rPr>
+        <w:t xml:space="preserve"> </w:t>
+      </w:r>
+      <w:r>
+        <w:rPr>
+          <w:rFonts w:ascii="Times New Roman" w:hAnsi="Times New Roman" w:cs="Times New Roman"/>
+          <w:noProof/>
+          <w:sz w:val="24"/>
+          <w:szCs w:val="24"/>
+        </w:rPr>
+        <w:drawing>
+          <wp:inline distT="0" distB="0" distL="0" distR="0" wp14:anchorId="5D5B90C0" wp14:editId="6BC9DF22">
+            <wp:extent cx="5943600" cy="589915"/>
+            <wp:effectExtent l="0" t="0" r="0" b="635"/>
+            <wp:docPr id="13" name="Picture 13"/>
+            <wp:cNvGraphicFramePr>
+              <a:graphicFrameLocks xmlns:a="http://schemas.openxmlformats.org/drawingml/2006/main" noChangeAspect="1"/>
+            </wp:cNvGraphicFramePr>
+            <a:graphic xmlns:a="http://schemas.openxmlformats.org/drawingml/2006/main">
+              <a:graphicData uri="http://schemas.openxmlformats.org/drawingml/2006/picture">
+                <pic:pic xmlns:pic="http://schemas.openxmlformats.org/drawingml/2006/picture">
+                  <pic:nvPicPr>
+                    <pic:cNvPr id="13" name="Picture 13"/>
+                    <pic:cNvPicPr/>
+                  </pic:nvPicPr>
+                  <pic:blipFill>
+                    <a:blip r:embed="rId31" cstate="print">
+                      <a:extLst>
+                        <a:ext uri="{28A0092B-C50C-407E-A947-70E740481C1C}">
+                          <a14:useLocalDpi xmlns:a14="http://schemas.microsoft.com/office/drawing/2010/main" val="0"/>
+                        </a:ext>
+                      </a:extLst>
+                    </a:blip>
+                    <a:stretch>
+                      <a:fillRect/>
+                    </a:stretch>
+                  </pic:blipFill>
+                  <pic:spPr>
+                    <a:xfrm>
+                      <a:off x="0" y="0"/>
+                      <a:ext cx="5943600" cy="589915"/>
+                    </a:xfrm>
+                    <a:prstGeom prst="rect">
+                      <a:avLst/>
+                    </a:prstGeom>
+                  </pic:spPr>
+                </pic:pic>
+              </a:graphicData>
+            </a:graphic>
+          </wp:inline>
+        </w:drawing>
+      </w:r>
+    </w:p>
+    <w:p>
+      <w:pPr>
+        <w:pStyle w:val="ListParagraph"/>
+        <w:rPr>
+          <w:rFonts w:ascii="Times New Roman" w:hAnsi="Times New Roman" w:cs="Times New Roman"/>
+          <w:sz w:val="24"/>
+          <w:szCs w:val="24"/>
+        </w:rPr>
+      </w:pPr>
     </w:p>
     <w:sectPr>
       <w:pgSz w:w="12240" w:h="15840"/>
@@ -6300,6 +6616,100 @@
 <file path=word/numbering.xml><?xml version="1.0" encoding="utf-8"?>
 <w:numbering xmlns:wpc="http://schemas.microsoft.com/office/word/2010/wordprocessingCanvas" xmlns:cx="http://schemas.microsoft.com/office/drawing/2014/chartex" xmlns:cx1="http://schemas.microsoft.com/office/drawing/2015/9/8/chartex" xmlns:cx2="http://schemas.microsoft.com/office/drawing/2015/10/21/chartex" xmlns:cx3="http://schemas.microsoft.com/office/drawing/2016/5/9/chartex" xmlns:cx4="http://schemas.microsoft.com/office/drawing/2016/5/10/chartex" xmlns:cx5="http://schemas.microsoft.com/office/drawing/2016/5/11/chartex" xmlns:cx6="http://schemas.microsoft.com/office/drawing/2016/5/12/chartex" xmlns:cx7="http://schemas.microsoft.com/office/drawing/2016/5/13/chartex" xmlns:cx8="http://schemas.microsoft.com/office/drawing/2016/5/14/chartex" xmlns:mc="http://schemas.openxmlformats.org/markup-compatibility/2006" xmlns:aink="http://schemas.microsoft.com/office/drawing/2016/ink" xmlns:am3d="http://schemas.microsoft.com/office/drawing/2017/model3d" xmlns:o="urn:schemas-microsoft-com:office:office" xmlns:r="http://schemas.openxmlformats.org/officeDocument/2006/relationships" xmlns:m="http://schemas.openxmlformats.org/officeDocument/2006/math" xmlns:v="urn:schemas-microsoft-com:vml" xmlns:wp14="http://schemas.microsoft.com/office/word/2010/wordprocessingDrawing" xmlns:wp="http://schemas.openxmlformats.org/drawingml/2006/wordprocessingDrawing" xmlns:w10="urn:schemas-microsoft-com:office:word" xmlns:w="http://schemas.openxmlformats.org/wordprocessingml/2006/main" xmlns:w14="http://schemas.microsoft.com/office/word/2010/wordml" xmlns:w15="http://schemas.microsoft.com/office/word/2012/wordml" xmlns:w16cex="http://schemas.microsoft.com/office/word/2018/wordml/cex" xmlns:w16cid="http://schemas.microsoft.com/office/word/2016/wordml/cid" xmlns:w16="http://schemas.microsoft.com/office/word/2018/wordml" xmlns:w16se="http://schemas.microsoft.com/office/word/2015/wordml/symex" xmlns:wpg="http://schemas.microsoft.com/office/word/2010/wordprocessingGroup" xmlns:wpi="http://schemas.microsoft.com/office/word/2010/wordprocessingInk" xmlns:wne="http://schemas.microsoft.com/office/word/2006/wordml" xmlns:wps="http://schemas.microsoft.com/office/word/2010/wordprocessingShape" mc:Ignorable="w14 w15 w16se w16cid w16 w16cex wp14">
   <w:abstractNum w:abstractNumId="0" w15:restartNumberingAfterBreak="0">
+    <w:nsid w:val="0C901CCB"/>
+    <w:multiLevelType w:val="hybridMultilevel"/>
+    <w:tmpl w:val="274A98D2"/>
+    <w:lvl w:ilvl="0" w:tplc="5366ED4A">
+      <w:start w:val="1"/>
+      <w:numFmt w:val="decimal"/>
+      <w:lvlText w:val="%1."/>
+      <w:lvlJc w:val="left"/>
+      <w:pPr>
+        <w:ind w:left="720" w:hanging="360"/>
+      </w:pPr>
+      <w:rPr>
+        <w:rFonts w:ascii="Times New Roman" w:hAnsi="Times New Roman" w:cs="Times New Roman" w:hint="default"/>
+        <w:b w:val="0"/>
+        <w:bCs/>
+        <w:color w:val="000000" w:themeColor="text1"/>
+        <w:sz w:val="24"/>
+        <w:szCs w:val="20"/>
+      </w:rPr>
+    </w:lvl>
+    <w:lvl w:ilvl="1" w:tplc="04090019" w:tentative="1">
+      <w:start w:val="1"/>
+      <w:numFmt w:val="lowerLetter"/>
+      <w:lvlText w:val="%2."/>
+      <w:lvlJc w:val="left"/>
+      <w:pPr>
+        <w:ind w:left="1440" w:hanging="360"/>
+      </w:pPr>
+    </w:lvl>
+    <w:lvl w:ilvl="2" w:tplc="0409001B" w:tentative="1">
+      <w:start w:val="1"/>
+      <w:numFmt w:val="lowerRoman"/>
+      <w:lvlText w:val="%3."/>
+      <w:lvlJc w:val="right"/>
+      <w:pPr>
+        <w:ind w:left="2160" w:hanging="180"/>
+      </w:pPr>
+    </w:lvl>
+    <w:lvl w:ilvl="3" w:tplc="0409000F" w:tentative="1">
+      <w:start w:val="1"/>
+      <w:numFmt w:val="decimal"/>
+      <w:lvlText w:val="%4."/>
+      <w:lvlJc w:val="left"/>
+      <w:pPr>
+        <w:ind w:left="2880" w:hanging="360"/>
+      </w:pPr>
+    </w:lvl>
+    <w:lvl w:ilvl="4" w:tplc="04090019" w:tentative="1">
+      <w:start w:val="1"/>
+      <w:numFmt w:val="lowerLetter"/>
+      <w:lvlText w:val="%5."/>
+      <w:lvlJc w:val="left"/>
+      <w:pPr>
+        <w:ind w:left="3600" w:hanging="360"/>
+      </w:pPr>
+    </w:lvl>
+    <w:lvl w:ilvl="5" w:tplc="0409001B" w:tentative="1">
+      <w:start w:val="1"/>
+      <w:numFmt w:val="lowerRoman"/>
+      <w:lvlText w:val="%6."/>
+      <w:lvlJc w:val="right"/>
+      <w:pPr>
+        <w:ind w:left="4320" w:hanging="180"/>
+      </w:pPr>
+    </w:lvl>
+    <w:lvl w:ilvl="6" w:tplc="0409000F" w:tentative="1">
+      <w:start w:val="1"/>
+      <w:numFmt w:val="decimal"/>
+      <w:lvlText w:val="%7."/>
+      <w:lvlJc w:val="left"/>
+      <w:pPr>
+        <w:ind w:left="5040" w:hanging="360"/>
+      </w:pPr>
+    </w:lvl>
+    <w:lvl w:ilvl="7" w:tplc="04090019" w:tentative="1">
+      <w:start w:val="1"/>
+      <w:numFmt w:val="lowerLetter"/>
+      <w:lvlText w:val="%8."/>
+      <w:lvlJc w:val="left"/>
+      <w:pPr>
+        <w:ind w:left="5760" w:hanging="360"/>
+      </w:pPr>
+    </w:lvl>
+    <w:lvl w:ilvl="8" w:tplc="0409001B" w:tentative="1">
+      <w:start w:val="1"/>
+      <w:numFmt w:val="lowerRoman"/>
+      <w:lvlText w:val="%9."/>
+      <w:lvlJc w:val="right"/>
+      <w:pPr>
+        <w:ind w:left="6480" w:hanging="180"/>
+      </w:pPr>
+    </w:lvl>
+  </w:abstractNum>
+  <w:abstractNum w:abstractNumId="1" w15:restartNumberingAfterBreak="0">
     <w:nsid w:val="0D663BDA"/>
     <w:multiLevelType w:val="multilevel"/>
     <w:tmpl w:val="962C8B12"/>
@@ -6412,7 +6822,7 @@
       </w:pPr>
     </w:lvl>
   </w:abstractNum>
-  <w:abstractNum w:abstractNumId="1" w15:restartNumberingAfterBreak="0">
+  <w:abstractNum w:abstractNumId="2" w15:restartNumberingAfterBreak="0">
     <w:nsid w:val="10C86E57"/>
     <w:multiLevelType w:val="multilevel"/>
     <w:tmpl w:val="9934F28A"/>
@@ -6525,7 +6935,7 @@
       </w:pPr>
     </w:lvl>
   </w:abstractNum>
-  <w:abstractNum w:abstractNumId="2" w15:restartNumberingAfterBreak="0">
+  <w:abstractNum w:abstractNumId="3" w15:restartNumberingAfterBreak="0">
     <w:nsid w:val="10CA524A"/>
     <w:multiLevelType w:val="multilevel"/>
     <w:tmpl w:val="4B128A94"/>
@@ -6674,7 +7084,7 @@
       </w:rPr>
     </w:lvl>
   </w:abstractNum>
-  <w:abstractNum w:abstractNumId="3" w15:restartNumberingAfterBreak="0">
+  <w:abstractNum w:abstractNumId="4" w15:restartNumberingAfterBreak="0">
     <w:nsid w:val="12C65EB3"/>
     <w:multiLevelType w:val="multilevel"/>
     <w:tmpl w:val="7E0E43FA"/>
@@ -6787,7 +7197,7 @@
       </w:pPr>
     </w:lvl>
   </w:abstractNum>
-  <w:abstractNum w:abstractNumId="4" w15:restartNumberingAfterBreak="0">
+  <w:abstractNum w:abstractNumId="5" w15:restartNumberingAfterBreak="0">
     <w:nsid w:val="18F2404F"/>
     <w:multiLevelType w:val="multilevel"/>
     <w:tmpl w:val="A720E8B8"/>
@@ -6936,7 +7346,7 @@
       </w:rPr>
     </w:lvl>
   </w:abstractNum>
-  <w:abstractNum w:abstractNumId="5" w15:restartNumberingAfterBreak="0">
+  <w:abstractNum w:abstractNumId="6" w15:restartNumberingAfterBreak="0">
     <w:nsid w:val="238F5B04"/>
     <w:multiLevelType w:val="multilevel"/>
     <w:tmpl w:val="D86C2420"/>
@@ -7085,7 +7495,7 @@
       </w:rPr>
     </w:lvl>
   </w:abstractNum>
-  <w:abstractNum w:abstractNumId="6" w15:restartNumberingAfterBreak="0">
+  <w:abstractNum w:abstractNumId="7" w15:restartNumberingAfterBreak="0">
     <w:nsid w:val="23BC2E1B"/>
     <w:multiLevelType w:val="multilevel"/>
     <w:tmpl w:val="E750967C"/>
@@ -7202,7 +7612,7 @@
       </w:pPr>
     </w:lvl>
   </w:abstractNum>
-  <w:abstractNum w:abstractNumId="7" w15:restartNumberingAfterBreak="0">
+  <w:abstractNum w:abstractNumId="8" w15:restartNumberingAfterBreak="0">
     <w:nsid w:val="24AF1226"/>
     <w:multiLevelType w:val="multilevel"/>
     <w:tmpl w:val="F3F226DE"/>
@@ -7351,7 +7761,7 @@
       </w:rPr>
     </w:lvl>
   </w:abstractNum>
-  <w:abstractNum w:abstractNumId="8" w15:restartNumberingAfterBreak="0">
+  <w:abstractNum w:abstractNumId="9" w15:restartNumberingAfterBreak="0">
     <w:nsid w:val="25ED3844"/>
     <w:multiLevelType w:val="hybridMultilevel"/>
     <w:tmpl w:val="DA242E34"/>
@@ -7440,7 +7850,7 @@
       </w:pPr>
     </w:lvl>
   </w:abstractNum>
-  <w:abstractNum w:abstractNumId="9" w15:restartNumberingAfterBreak="0">
+  <w:abstractNum w:abstractNumId="10" w15:restartNumberingAfterBreak="0">
     <w:nsid w:val="26275D37"/>
     <w:multiLevelType w:val="multilevel"/>
     <w:tmpl w:val="8C4CCE44"/>
@@ -7553,7 +7963,7 @@
       </w:pPr>
     </w:lvl>
   </w:abstractNum>
-  <w:abstractNum w:abstractNumId="10" w15:restartNumberingAfterBreak="0">
+  <w:abstractNum w:abstractNumId="11" w15:restartNumberingAfterBreak="0">
     <w:nsid w:val="283E17EA"/>
     <w:multiLevelType w:val="multilevel"/>
     <w:tmpl w:val="6666DEC0"/>
@@ -7666,7 +8076,7 @@
       </w:pPr>
     </w:lvl>
   </w:abstractNum>
-  <w:abstractNum w:abstractNumId="11" w15:restartNumberingAfterBreak="0">
+  <w:abstractNum w:abstractNumId="12" w15:restartNumberingAfterBreak="0">
     <w:nsid w:val="29B544D9"/>
     <w:multiLevelType w:val="multilevel"/>
     <w:tmpl w:val="E1089FAC"/>
@@ -7815,7 +8225,7 @@
       </w:rPr>
     </w:lvl>
   </w:abstractNum>
-  <w:abstractNum w:abstractNumId="12" w15:restartNumberingAfterBreak="0">
+  <w:abstractNum w:abstractNumId="13" w15:restartNumberingAfterBreak="0">
     <w:nsid w:val="2A094EF7"/>
     <w:multiLevelType w:val="multilevel"/>
     <w:tmpl w:val="5E7E71E2"/>
@@ -7964,7 +8374,7 @@
       </w:rPr>
     </w:lvl>
   </w:abstractNum>
-  <w:abstractNum w:abstractNumId="13" w15:restartNumberingAfterBreak="0">
+  <w:abstractNum w:abstractNumId="14" w15:restartNumberingAfterBreak="0">
     <w:nsid w:val="3280229C"/>
     <w:multiLevelType w:val="multilevel"/>
     <w:tmpl w:val="0DBC4B00"/>
@@ -8077,7 +8487,7 @@
       </w:pPr>
     </w:lvl>
   </w:abstractNum>
-  <w:abstractNum w:abstractNumId="14" w15:restartNumberingAfterBreak="0">
+  <w:abstractNum w:abstractNumId="15" w15:restartNumberingAfterBreak="0">
     <w:nsid w:val="32B61FF4"/>
     <w:multiLevelType w:val="multilevel"/>
     <w:tmpl w:val="18D4D03A"/>
@@ -8226,7 +8636,7 @@
       </w:rPr>
     </w:lvl>
   </w:abstractNum>
-  <w:abstractNum w:abstractNumId="15" w15:restartNumberingAfterBreak="0">
+  <w:abstractNum w:abstractNumId="16" w15:restartNumberingAfterBreak="0">
     <w:nsid w:val="33D47907"/>
     <w:multiLevelType w:val="multilevel"/>
     <w:tmpl w:val="A4327E48"/>
@@ -8339,7 +8749,7 @@
       </w:pPr>
     </w:lvl>
   </w:abstractNum>
-  <w:abstractNum w:abstractNumId="16" w15:restartNumberingAfterBreak="0">
+  <w:abstractNum w:abstractNumId="17" w15:restartNumberingAfterBreak="0">
     <w:nsid w:val="345B33B9"/>
     <w:multiLevelType w:val="multilevel"/>
     <w:tmpl w:val="E5DCCB2E"/>
@@ -8488,7 +8898,7 @@
       </w:rPr>
     </w:lvl>
   </w:abstractNum>
-  <w:abstractNum w:abstractNumId="17" w15:restartNumberingAfterBreak="0">
+  <w:abstractNum w:abstractNumId="18" w15:restartNumberingAfterBreak="0">
     <w:nsid w:val="35D156AA"/>
     <w:multiLevelType w:val="multilevel"/>
     <w:tmpl w:val="002CE000"/>
@@ -8637,7 +9047,7 @@
       </w:rPr>
     </w:lvl>
   </w:abstractNum>
-  <w:abstractNum w:abstractNumId="18" w15:restartNumberingAfterBreak="0">
+  <w:abstractNum w:abstractNumId="19" w15:restartNumberingAfterBreak="0">
     <w:nsid w:val="3AA45499"/>
     <w:multiLevelType w:val="multilevel"/>
     <w:tmpl w:val="60703CAA"/>
@@ -8786,7 +9196,7 @@
       </w:rPr>
     </w:lvl>
   </w:abstractNum>
-  <w:abstractNum w:abstractNumId="19" w15:restartNumberingAfterBreak="0">
+  <w:abstractNum w:abstractNumId="20" w15:restartNumberingAfterBreak="0">
     <w:nsid w:val="3DCB5299"/>
     <w:multiLevelType w:val="multilevel"/>
     <w:tmpl w:val="0DBC4B00"/>
@@ -8899,7 +9309,7 @@
       </w:pPr>
     </w:lvl>
   </w:abstractNum>
-  <w:abstractNum w:abstractNumId="20" w15:restartNumberingAfterBreak="0">
+  <w:abstractNum w:abstractNumId="21" w15:restartNumberingAfterBreak="0">
     <w:nsid w:val="45C671F9"/>
     <w:multiLevelType w:val="multilevel"/>
     <w:tmpl w:val="6378802C"/>
@@ -9012,7 +9422,7 @@
       </w:pPr>
     </w:lvl>
   </w:abstractNum>
-  <w:abstractNum w:abstractNumId="21" w15:restartNumberingAfterBreak="0">
+  <w:abstractNum w:abstractNumId="22" w15:restartNumberingAfterBreak="0">
     <w:nsid w:val="4A2F3E97"/>
     <w:multiLevelType w:val="multilevel"/>
     <w:tmpl w:val="EBB06612"/>
@@ -9129,7 +9539,7 @@
       </w:pPr>
     </w:lvl>
   </w:abstractNum>
-  <w:abstractNum w:abstractNumId="22" w15:restartNumberingAfterBreak="0">
+  <w:abstractNum w:abstractNumId="23" w15:restartNumberingAfterBreak="0">
     <w:nsid w:val="4D6E351E"/>
     <w:multiLevelType w:val="multilevel"/>
     <w:tmpl w:val="D84A4078"/>
@@ -9278,7 +9688,7 @@
       </w:rPr>
     </w:lvl>
   </w:abstractNum>
-  <w:abstractNum w:abstractNumId="23" w15:restartNumberingAfterBreak="0">
+  <w:abstractNum w:abstractNumId="24" w15:restartNumberingAfterBreak="0">
     <w:nsid w:val="50F50FF2"/>
     <w:multiLevelType w:val="multilevel"/>
     <w:tmpl w:val="ED300E38"/>
@@ -9427,7 +9837,7 @@
       </w:rPr>
     </w:lvl>
   </w:abstractNum>
-  <w:abstractNum w:abstractNumId="24" w15:restartNumberingAfterBreak="0">
+  <w:abstractNum w:abstractNumId="25" w15:restartNumberingAfterBreak="0">
     <w:nsid w:val="518B12F2"/>
     <w:multiLevelType w:val="multilevel"/>
     <w:tmpl w:val="E434475E"/>
@@ -9576,7 +9986,7 @@
       </w:rPr>
     </w:lvl>
   </w:abstractNum>
-  <w:abstractNum w:abstractNumId="25" w15:restartNumberingAfterBreak="0">
+  <w:abstractNum w:abstractNumId="26" w15:restartNumberingAfterBreak="0">
     <w:nsid w:val="5A8C6978"/>
     <w:multiLevelType w:val="multilevel"/>
     <w:tmpl w:val="D3947530"/>
@@ -9693,7 +10103,7 @@
       </w:pPr>
     </w:lvl>
   </w:abstractNum>
-  <w:abstractNum w:abstractNumId="26" w15:restartNumberingAfterBreak="0">
+  <w:abstractNum w:abstractNumId="27" w15:restartNumberingAfterBreak="0">
     <w:nsid w:val="5C7D61E7"/>
     <w:multiLevelType w:val="multilevel"/>
     <w:tmpl w:val="46B05D08"/>
@@ -9806,7 +10216,7 @@
       </w:pPr>
     </w:lvl>
   </w:abstractNum>
-  <w:abstractNum w:abstractNumId="27" w15:restartNumberingAfterBreak="0">
+  <w:abstractNum w:abstractNumId="28" w15:restartNumberingAfterBreak="0">
     <w:nsid w:val="5CF31423"/>
     <w:multiLevelType w:val="multilevel"/>
     <w:tmpl w:val="785CDC94"/>
@@ -9955,7 +10365,7 @@
       </w:rPr>
     </w:lvl>
   </w:abstractNum>
-  <w:abstractNum w:abstractNumId="28" w15:restartNumberingAfterBreak="0">
+  <w:abstractNum w:abstractNumId="29" w15:restartNumberingAfterBreak="0">
     <w:nsid w:val="5E2F7CFB"/>
     <w:multiLevelType w:val="multilevel"/>
     <w:tmpl w:val="F612CCCC"/>
@@ -10072,7 +10482,7 @@
       </w:pPr>
     </w:lvl>
   </w:abstractNum>
-  <w:abstractNum w:abstractNumId="29" w15:restartNumberingAfterBreak="0">
+  <w:abstractNum w:abstractNumId="30" w15:restartNumberingAfterBreak="0">
     <w:nsid w:val="64F56669"/>
     <w:multiLevelType w:val="multilevel"/>
     <w:tmpl w:val="2DEACE38"/>
@@ -10185,7 +10595,7 @@
       </w:pPr>
     </w:lvl>
   </w:abstractNum>
-  <w:abstractNum w:abstractNumId="30" w15:restartNumberingAfterBreak="0">
+  <w:abstractNum w:abstractNumId="31" w15:restartNumberingAfterBreak="0">
     <w:nsid w:val="66256E95"/>
     <w:multiLevelType w:val="multilevel"/>
     <w:tmpl w:val="2C94998E"/>
@@ -10334,7 +10744,7 @@
       </w:rPr>
     </w:lvl>
   </w:abstractNum>
-  <w:abstractNum w:abstractNumId="31" w15:restartNumberingAfterBreak="0">
+  <w:abstractNum w:abstractNumId="32" w15:restartNumberingAfterBreak="0">
     <w:nsid w:val="663E31F5"/>
     <w:multiLevelType w:val="multilevel"/>
     <w:tmpl w:val="739E0B76"/>
@@ -10447,7 +10857,96 @@
       </w:pPr>
     </w:lvl>
   </w:abstractNum>
-  <w:abstractNum w:abstractNumId="32" w15:restartNumberingAfterBreak="0">
+  <w:abstractNum w:abstractNumId="33" w15:restartNumberingAfterBreak="0">
+    <w:nsid w:val="6C3D32F0"/>
+    <w:multiLevelType w:val="hybridMultilevel"/>
+    <w:tmpl w:val="4B3A82E2"/>
+    <w:lvl w:ilvl="0" w:tplc="0409000F">
+      <w:start w:val="1"/>
+      <w:numFmt w:val="decimal"/>
+      <w:lvlText w:val="%1."/>
+      <w:lvlJc w:val="left"/>
+      <w:pPr>
+        <w:ind w:left="720" w:hanging="360"/>
+      </w:pPr>
+      <w:rPr>
+        <w:rFonts w:hint="default"/>
+      </w:rPr>
+    </w:lvl>
+    <w:lvl w:ilvl="1" w:tplc="04090019" w:tentative="1">
+      <w:start w:val="1"/>
+      <w:numFmt w:val="lowerLetter"/>
+      <w:lvlText w:val="%2."/>
+      <w:lvlJc w:val="left"/>
+      <w:pPr>
+        <w:ind w:left="1440" w:hanging="360"/>
+      </w:pPr>
+    </w:lvl>
+    <w:lvl w:ilvl="2" w:tplc="0409001B" w:tentative="1">
+      <w:start w:val="1"/>
+      <w:numFmt w:val="lowerRoman"/>
+      <w:lvlText w:val="%3."/>
+      <w:lvlJc w:val="right"/>
+      <w:pPr>
+        <w:ind w:left="2160" w:hanging="180"/>
+      </w:pPr>
+    </w:lvl>
+    <w:lvl w:ilvl="3" w:tplc="0409000F" w:tentative="1">
+      <w:start w:val="1"/>
+      <w:numFmt w:val="decimal"/>
+      <w:lvlText w:val="%4."/>
+      <w:lvlJc w:val="left"/>
+      <w:pPr>
+        <w:ind w:left="2880" w:hanging="360"/>
+      </w:pPr>
+    </w:lvl>
+    <w:lvl w:ilvl="4" w:tplc="04090019" w:tentative="1">
+      <w:start w:val="1"/>
+      <w:numFmt w:val="lowerLetter"/>
+      <w:lvlText w:val="%5."/>
+      <w:lvlJc w:val="left"/>
+      <w:pPr>
+        <w:ind w:left="3600" w:hanging="360"/>
+      </w:pPr>
+    </w:lvl>
+    <w:lvl w:ilvl="5" w:tplc="0409001B" w:tentative="1">
+      <w:start w:val="1"/>
+      <w:numFmt w:val="lowerRoman"/>
+      <w:lvlText w:val="%6."/>
+      <w:lvlJc w:val="right"/>
+      <w:pPr>
+        <w:ind w:left="4320" w:hanging="180"/>
+      </w:pPr>
+    </w:lvl>
+    <w:lvl w:ilvl="6" w:tplc="0409000F" w:tentative="1">
+      <w:start w:val="1"/>
+      <w:numFmt w:val="decimal"/>
+      <w:lvlText w:val="%7."/>
+      <w:lvlJc w:val="left"/>
+      <w:pPr>
+        <w:ind w:left="5040" w:hanging="360"/>
+      </w:pPr>
+    </w:lvl>
+    <w:lvl w:ilvl="7" w:tplc="04090019" w:tentative="1">
+      <w:start w:val="1"/>
+      <w:numFmt w:val="lowerLetter"/>
+      <w:lvlText w:val="%8."/>
+      <w:lvlJc w:val="left"/>
+      <w:pPr>
+        <w:ind w:left="5760" w:hanging="360"/>
+      </w:pPr>
+    </w:lvl>
+    <w:lvl w:ilvl="8" w:tplc="0409001B" w:tentative="1">
+      <w:start w:val="1"/>
+      <w:numFmt w:val="lowerRoman"/>
+      <w:lvlText w:val="%9."/>
+      <w:lvlJc w:val="right"/>
+      <w:pPr>
+        <w:ind w:left="6480" w:hanging="180"/>
+      </w:pPr>
+    </w:lvl>
+  </w:abstractNum>
+  <w:abstractNum w:abstractNumId="34" w15:restartNumberingAfterBreak="0">
     <w:nsid w:val="6F6A0FA3"/>
     <w:multiLevelType w:val="multilevel"/>
     <w:tmpl w:val="462A2502"/>
@@ -10596,7 +11095,7 @@
       </w:rPr>
     </w:lvl>
   </w:abstractNum>
-  <w:abstractNum w:abstractNumId="33" w15:restartNumberingAfterBreak="0">
+  <w:abstractNum w:abstractNumId="35" w15:restartNumberingAfterBreak="0">
     <w:nsid w:val="749A1266"/>
     <w:multiLevelType w:val="hybridMultilevel"/>
     <w:tmpl w:val="B45A8786"/>
@@ -10709,7 +11208,7 @@
       </w:rPr>
     </w:lvl>
   </w:abstractNum>
-  <w:abstractNum w:abstractNumId="34" w15:restartNumberingAfterBreak="0">
+  <w:abstractNum w:abstractNumId="36" w15:restartNumberingAfterBreak="0">
     <w:nsid w:val="75AA3BBC"/>
     <w:multiLevelType w:val="multilevel"/>
     <w:tmpl w:val="992CB396"/>
@@ -10858,7 +11357,7 @@
       </w:rPr>
     </w:lvl>
   </w:abstractNum>
-  <w:abstractNum w:abstractNumId="35" w15:restartNumberingAfterBreak="0">
+  <w:abstractNum w:abstractNumId="37" w15:restartNumberingAfterBreak="0">
     <w:nsid w:val="770D7CC7"/>
     <w:multiLevelType w:val="multilevel"/>
     <w:tmpl w:val="793A1872"/>
@@ -11007,7 +11506,7 @@
       </w:rPr>
     </w:lvl>
   </w:abstractNum>
-  <w:abstractNum w:abstractNumId="36" w15:restartNumberingAfterBreak="0">
+  <w:abstractNum w:abstractNumId="38" w15:restartNumberingAfterBreak="0">
     <w:nsid w:val="78BF1938"/>
     <w:multiLevelType w:val="multilevel"/>
     <w:tmpl w:val="4F54B628"/>
@@ -11124,7 +11623,7 @@
       </w:pPr>
     </w:lvl>
   </w:abstractNum>
-  <w:abstractNum w:abstractNumId="37" w15:restartNumberingAfterBreak="0">
+  <w:abstractNum w:abstractNumId="39" w15:restartNumberingAfterBreak="0">
     <w:nsid w:val="7B332914"/>
     <w:multiLevelType w:val="multilevel"/>
     <w:tmpl w:val="20666030"/>
@@ -11241,7 +11740,7 @@
       </w:pPr>
     </w:lvl>
   </w:abstractNum>
-  <w:abstractNum w:abstractNumId="38" w15:restartNumberingAfterBreak="0">
+  <w:abstractNum w:abstractNumId="40" w15:restartNumberingAfterBreak="0">
     <w:nsid w:val="7D3C3E3B"/>
     <w:multiLevelType w:val="multilevel"/>
     <w:tmpl w:val="2ED2A0B2"/>
@@ -11354,7 +11853,7 @@
       </w:pPr>
     </w:lvl>
   </w:abstractNum>
-  <w:abstractNum w:abstractNumId="39" w15:restartNumberingAfterBreak="0">
+  <w:abstractNum w:abstractNumId="41" w15:restartNumberingAfterBreak="0">
     <w:nsid w:val="7F4E3968"/>
     <w:multiLevelType w:val="multilevel"/>
     <w:tmpl w:val="FE28FFE6"/>
@@ -11468,124 +11967,130 @@
     </w:lvl>
   </w:abstractNum>
   <w:num w:numId="1">
+    <w:abstractNumId w:val="35"/>
+  </w:num>
+  <w:num w:numId="2">
+    <w:abstractNumId w:val="18"/>
+  </w:num>
+  <w:num w:numId="3">
+    <w:abstractNumId w:val="34"/>
+  </w:num>
+  <w:num w:numId="4">
+    <w:abstractNumId w:val="6"/>
+  </w:num>
+  <w:num w:numId="5">
+    <w:abstractNumId w:val="8"/>
+  </w:num>
+  <w:num w:numId="6">
+    <w:abstractNumId w:val="15"/>
+  </w:num>
+  <w:num w:numId="7">
+    <w:abstractNumId w:val="31"/>
+  </w:num>
+  <w:num w:numId="8">
+    <w:abstractNumId w:val="13"/>
+  </w:num>
+  <w:num w:numId="9">
+    <w:abstractNumId w:val="19"/>
+  </w:num>
+  <w:num w:numId="10">
+    <w:abstractNumId w:val="28"/>
+  </w:num>
+  <w:num w:numId="11">
+    <w:abstractNumId w:val="25"/>
+  </w:num>
+  <w:num w:numId="12">
+    <w:abstractNumId w:val="17"/>
+  </w:num>
+  <w:num w:numId="13">
+    <w:abstractNumId w:val="5"/>
+  </w:num>
+  <w:num w:numId="14">
+    <w:abstractNumId w:val="23"/>
+  </w:num>
+  <w:num w:numId="15">
+    <w:abstractNumId w:val="24"/>
+  </w:num>
+  <w:num w:numId="16">
+    <w:abstractNumId w:val="36"/>
+  </w:num>
+  <w:num w:numId="17">
+    <w:abstractNumId w:val="37"/>
+  </w:num>
+  <w:num w:numId="18">
+    <w:abstractNumId w:val="3"/>
+  </w:num>
+  <w:num w:numId="19">
+    <w:abstractNumId w:val="38"/>
+  </w:num>
+  <w:num w:numId="20">
+    <w:abstractNumId w:val="29"/>
+  </w:num>
+  <w:num w:numId="21">
+    <w:abstractNumId w:val="10"/>
+  </w:num>
+  <w:num w:numId="22">
+    <w:abstractNumId w:val="26"/>
+  </w:num>
+  <w:num w:numId="23">
+    <w:abstractNumId w:val="41"/>
+  </w:num>
+  <w:num w:numId="24">
+    <w:abstractNumId w:val="9"/>
+  </w:num>
+  <w:num w:numId="25">
+    <w:abstractNumId w:val="27"/>
+  </w:num>
+  <w:num w:numId="26">
+    <w:abstractNumId w:val="16"/>
+  </w:num>
+  <w:num w:numId="27">
+    <w:abstractNumId w:val="2"/>
+  </w:num>
+  <w:num w:numId="28">
+    <w:abstractNumId w:val="7"/>
+  </w:num>
+  <w:num w:numId="29">
+    <w:abstractNumId w:val="32"/>
+  </w:num>
+  <w:num w:numId="30">
+    <w:abstractNumId w:val="1"/>
+  </w:num>
+  <w:num w:numId="31">
+    <w:abstractNumId w:val="30"/>
+  </w:num>
+  <w:num w:numId="32">
+    <w:abstractNumId w:val="39"/>
+  </w:num>
+  <w:num w:numId="33">
+    <w:abstractNumId w:val="11"/>
+  </w:num>
+  <w:num w:numId="34">
+    <w:abstractNumId w:val="40"/>
+  </w:num>
+  <w:num w:numId="35">
+    <w:abstractNumId w:val="12"/>
+  </w:num>
+  <w:num w:numId="36">
+    <w:abstractNumId w:val="20"/>
+  </w:num>
+  <w:num w:numId="37">
+    <w:abstractNumId w:val="22"/>
+  </w:num>
+  <w:num w:numId="38">
+    <w:abstractNumId w:val="4"/>
+  </w:num>
+  <w:num w:numId="39">
+    <w:abstractNumId w:val="21"/>
+  </w:num>
+  <w:num w:numId="40">
+    <w:abstractNumId w:val="14"/>
+  </w:num>
+  <w:num w:numId="41">
     <w:abstractNumId w:val="33"/>
   </w:num>
-  <w:num w:numId="2">
-    <w:abstractNumId w:val="17"/>
-  </w:num>
-  <w:num w:numId="3">
-    <w:abstractNumId w:val="32"/>
-  </w:num>
-  <w:num w:numId="4">
-    <w:abstractNumId w:val="5"/>
-  </w:num>
-  <w:num w:numId="5">
-    <w:abstractNumId w:val="7"/>
-  </w:num>
-  <w:num w:numId="6">
-    <w:abstractNumId w:val="14"/>
-  </w:num>
-  <w:num w:numId="7">
-    <w:abstractNumId w:val="30"/>
-  </w:num>
-  <w:num w:numId="8">
-    <w:abstractNumId w:val="12"/>
-  </w:num>
-  <w:num w:numId="9">
-    <w:abstractNumId w:val="18"/>
-  </w:num>
-  <w:num w:numId="10">
-    <w:abstractNumId w:val="27"/>
-  </w:num>
-  <w:num w:numId="11">
-    <w:abstractNumId w:val="24"/>
-  </w:num>
-  <w:num w:numId="12">
-    <w:abstractNumId w:val="16"/>
-  </w:num>
-  <w:num w:numId="13">
-    <w:abstractNumId w:val="4"/>
-  </w:num>
-  <w:num w:numId="14">
-    <w:abstractNumId w:val="22"/>
-  </w:num>
-  <w:num w:numId="15">
-    <w:abstractNumId w:val="23"/>
-  </w:num>
-  <w:num w:numId="16">
-    <w:abstractNumId w:val="34"/>
-  </w:num>
-  <w:num w:numId="17">
-    <w:abstractNumId w:val="35"/>
-  </w:num>
-  <w:num w:numId="18">
-    <w:abstractNumId w:val="2"/>
-  </w:num>
-  <w:num w:numId="19">
-    <w:abstractNumId w:val="36"/>
-  </w:num>
-  <w:num w:numId="20">
-    <w:abstractNumId w:val="28"/>
-  </w:num>
-  <w:num w:numId="21">
-    <w:abstractNumId w:val="9"/>
-  </w:num>
-  <w:num w:numId="22">
-    <w:abstractNumId w:val="25"/>
-  </w:num>
-  <w:num w:numId="23">
-    <w:abstractNumId w:val="39"/>
-  </w:num>
-  <w:num w:numId="24">
-    <w:abstractNumId w:val="8"/>
-  </w:num>
-  <w:num w:numId="25">
-    <w:abstractNumId w:val="26"/>
-  </w:num>
-  <w:num w:numId="26">
-    <w:abstractNumId w:val="15"/>
-  </w:num>
-  <w:num w:numId="27">
-    <w:abstractNumId w:val="1"/>
-  </w:num>
-  <w:num w:numId="28">
-    <w:abstractNumId w:val="6"/>
-  </w:num>
-  <w:num w:numId="29">
-    <w:abstractNumId w:val="31"/>
-  </w:num>
-  <w:num w:numId="30">
+  <w:num w:numId="42">
     <w:abstractNumId w:val="0"/>
-  </w:num>
-  <w:num w:numId="31">
-    <w:abstractNumId w:val="29"/>
-  </w:num>
-  <w:num w:numId="32">
-    <w:abstractNumId w:val="37"/>
-  </w:num>
-  <w:num w:numId="33">
-    <w:abstractNumId w:val="10"/>
-  </w:num>
-  <w:num w:numId="34">
-    <w:abstractNumId w:val="38"/>
-  </w:num>
-  <w:num w:numId="35">
-    <w:abstractNumId w:val="11"/>
-  </w:num>
-  <w:num w:numId="36">
-    <w:abstractNumId w:val="19"/>
-  </w:num>
-  <w:num w:numId="37">
-    <w:abstractNumId w:val="21"/>
-  </w:num>
-  <w:num w:numId="38">
-    <w:abstractNumId w:val="3"/>
-  </w:num>
-  <w:num w:numId="39">
-    <w:abstractNumId w:val="20"/>
-  </w:num>
-  <w:num w:numId="40">
-    <w:abstractNumId w:val="13"/>
   </w:num>
 </w:numbering>
 </file>
